--- a/COMMUNICATIONS_MEDICINE_TRANSFER/COVER_LETTER_COMMUNICATIONS_MEDICINE.docx
+++ b/COMMUNICATIONS_MEDICINE_TRANSFER/COVER_LETTER_COMMUNICATIONS_MEDICINE.docx
@@ -15,7 +15,7 @@
         <w:pStyle w:val="BodyText"/>
       </w:pPr>
       <w:r>
-        <w:t xml:space="preserve">Following the editorial recommendation from Nature Methods, we are pleased to submit our manuscript,</w:t>
+        <w:t xml:space="preserve">We are pleased to submit our manuscript,</w:t>
       </w:r>
       <w:r>
         <w:t xml:space="preserve"> </w:t>
@@ -27,7 +27,42 @@
         <w:t xml:space="preserve"> </w:t>
       </w:r>
       <w:r>
-        <w:t xml:space="preserve">for consideration as an Article in Communications Medicine.</w:t>
+        <w:t xml:space="preserve">for consideration as an Article in</w:t>
+      </w:r>
+      <w:r>
+        <w:t xml:space="preserve"> </w:t>
+      </w:r>
+      <w:r>
+        <w:rPr>
+          <w:i/>
+          <w:iCs/>
+        </w:rPr>
+        <w:t xml:space="preserve">Communications Medicine</w:t>
+      </w:r>
+      <w:r>
+        <w:t xml:space="preserve">. This submission is made through the Nature Portfolio transfer service following the transfer recommendation associated with our previous</w:t>
+      </w:r>
+      <w:r>
+        <w:t xml:space="preserve"> </w:t>
+      </w:r>
+      <w:r>
+        <w:rPr>
+          <w:i/>
+          <w:iCs/>
+        </w:rPr>
+        <w:t xml:space="preserve">Nature Methods</w:t>
+      </w:r>
+      <w:r>
+        <w:t xml:space="preserve"> </w:t>
+      </w:r>
+      <w:r>
+        <w:t xml:space="preserve">submission, NMETH-A66354, originally entitled</w:t>
+      </w:r>
+      <w:r>
+        <w:t xml:space="preserve"> </w:t>
+      </w:r>
+      <w:r>
+        <w:t xml:space="preserve">“PGAATRACE for clinical single-cell virtual perturbation maps.”</w:t>
       </w:r>
     </w:p>
     <w:p>
@@ -35,7 +70,36 @@
         <w:pStyle w:val="BodyText"/>
       </w:pPr>
       <w:r>
-        <w:t xml:space="preserve">Single-cell perturbation screens and patient-derived single-cell datasets are increasingly used to nominate disease mechanisms and therapeutic targets, but many analyses still prioritize average expression changes. This can under-rank responses that occur in only a subset of cells, a pattern that is common in heterogeneous malignancies, immune responses, inflammatory tissues, and CRISPRa perturbation systems. PGAA addresses this problem by providing a distribution-aware framework for ranking perturbation-associated transcriptional responses, combining a Wasserstein statistic for full expression-distribution shifts with a persistent-homology statistic for responder-associated expression-shape changes.</w:t>
+        <w:t xml:space="preserve">We have revised and retitled the manuscript specifically for</w:t>
+      </w:r>
+      <w:r>
+        <w:t xml:space="preserve"> </w:t>
+      </w:r>
+      <w:r>
+        <w:rPr>
+          <w:i/>
+          <w:iCs/>
+        </w:rPr>
+        <w:t xml:space="preserve">Communications Medicine</w:t>
+      </w:r>
+      <w:r>
+        <w:t xml:space="preserve">. The revised manuscript presents PGAA, a Python/R software framework for prioritizing heterogeneous transcriptional responses in single-cell perturbation data and marker-anchored disease-state contrasts. We believe the study fits</w:t>
+      </w:r>
+      <w:r>
+        <w:t xml:space="preserve"> </w:t>
+      </w:r>
+      <w:r>
+        <w:rPr>
+          <w:i/>
+          <w:iCs/>
+        </w:rPr>
+        <w:t xml:space="preserve">Communications Medicine</w:t>
+      </w:r>
+      <w:r>
+        <w:t xml:space="preserve"> </w:t>
+      </w:r>
+      <w:r>
+        <w:t xml:space="preserve">because it addresses a practical translational problem: patient-derived single-cell datasets and disease-model perturbation screens often contain responder states confined to subsets of cells, whereas standard mean-focused analyses can under-rank such signals. PGAA provides a transparent distribution-aware prioritization layer, supported by disease-relevant marker-recovery analyses, Perturb-seq benchmarks, calibration diagnostics, and explicit limitations.</w:t>
       </w:r>
     </w:p>
     <w:p>
@@ -43,7 +107,7 @@
         <w:pStyle w:val="BodyText"/>
       </w:pPr>
       <w:r>
-        <w:t xml:space="preserve">We believe the manuscript fits Communications Medicine because it presents a computational method and software resource with translational relevance to disease-focused single-cell perturbation analysis. In five disease-relevant observational scRNA-seq datasets, PGAA recovers known marker programs, including B-cell receptor signaling in chronic lymphocytic leukemia. We interpret these analyses conservatively as marker recovery rather than causal validation and now present them as a main result rather than as supplementary evidence. We then benchmark the method in two experimental Perturb-seq datasets, foregrounding the Adamson 2016 unfolded-protein-response CRISPRi benchmark where the Wasserstein statistic outperforms Wilcoxon, t-test, and MAST in a small independent setting. The Norman 2019 CEBPE CRISPRa analysis is presented as a narrow persistence-ranking example rather than broad target-program recovery. Calibration and simulation analyses define the method’s operating regimes and limitations.</w:t>
+        <w:t xml:space="preserve">The manuscript distinguishes observational marker recovery from experimental perturbation validation. Across five disease-relevant observational scRNA-seq datasets, PGAA recovers known marker programs, including B-cell receptor signaling in chronic lymphocytic leukemia; these analyses are interpreted conservatively as disease-state marker prioritization rather than causal validation. In experimental Perturb-seq benchmarks, the Adamson 2016 unfolded-protein-response CRISPRi dataset provides a small independent validation setting in which the Wasserstein statistic outperforms Wilcoxon, t-test and MAST, whereas the Norman 2019 CEBPE CRISPRa analysis is presented as a narrow persistence-ranking example rather than broad target-program recovery.</w:t>
       </w:r>
     </w:p>
     <w:p>
@@ -51,7 +115,7 @@
         <w:pStyle w:val="BodyText"/>
       </w:pPr>
       <w:r>
-        <w:t xml:space="preserve">The manuscript has been revised specifically for Communications Medicine. We have foregrounded the medical problem of heterogeneous disease-relevant transcriptional responses, clarified the distinction between observational marker recovery and experimental perturbation validation, and avoided claiming new causal disease mechanisms or clinical biomarkers from public observational datasets. Instead, the manuscript positions PGAA as a transparent prioritization layer for heterogeneous responses that can be followed up in disease models, patient-derived systems, or therapeutic perturbation experiments.</w:t>
+        <w:t xml:space="preserve">The work is intended to support translational hypothesis prioritization for follow-up in disease models, patient-derived systems, or perturbation screens. We do not claim new clinical biomarkers, direct treatment recommendations, or bedside diagnostic utility from the public observational datasets.</w:t>
       </w:r>
     </w:p>
     <w:p>
@@ -59,7 +123,15 @@
         <w:pStyle w:val="BodyText"/>
       </w:pPr>
       <w:r>
-        <w:t xml:space="preserve">The software is implemented in Python and R. A public code-only repository is available at https://github.com/xutaoguo55/pgaa, with release v0.1.0-code archived at Zenodo (DOI: https://doi.org/10.5281/zenodo.20681141) and by Software Heritage (SWHID: swh:1:snp:5b1b2cc9ce32298968e00f69e1af5ff8aed8889f). Manuscript-specific source-data tables, figure-reproduction scripts, runtime documentation, and PDF build files are provided in the submitted supplementary software archive rather than in the public code-only repository. All authors have approved the manuscript. We declare no competing interests.</w:t>
+        <w:t xml:space="preserve">The public code-only repository is available at https://github.com/xutaoguo55/pgaa. Release v0.1.0-code is archived at Zenodo (DOI: https://doi.org/10.5281/zenodo.20681141) and by Software Heritage (SWHID: swh:1:snp:5b1b2cc9ce32298968e00f69e1af5ff8aed8889f). Manuscript-specific source-data tables, figure-reproduction scripts, runtime documentation, and PDF build files are provided in the submitted supplementary software archive.</w:t>
+      </w:r>
+    </w:p>
+    <w:p>
+      <w:pPr>
+        <w:pStyle w:val="BodyText"/>
+      </w:pPr>
+      <w:r>
+        <w:t xml:space="preserve">All authors have approved the manuscript. We declare no competing interests and no external funding. We opt in to Transparent Peer Review.</w:t>
       </w:r>
     </w:p>
     <w:p>
